--- a/data/templates/Motion_to_Amend_Bond_Conditions.docx
+++ b/data/templates/Motion_to_Amend_Bond_Conditions.docx
@@ -967,7 +967,7 @@
         <w:t>{{attorney_name}}</w:t>
         <w:tab/>
         <w:tab/>
-        <w:t>#{{attorney_bar}}</w:t>
+        <w:t>{{attorney_bar}}</w:t>
       </w:r>
     </w:p>
     <w:p>
@@ -995,7 +995,7 @@
         <w:t>Andrew Morris</w:t>
         <w:tab/>
         <w:tab/>
-        <w:t>#{{attorney_bar}}</w:t>
+        <w:t>{{attorney_bar}}</w:t>
       </w:r>
     </w:p>
     <w:p>

--- a/data/templates/Motion_to_Amend_Bond_Conditions.docx
+++ b/data/templates/Motion_to_Amend_Bond_Conditions.docx
@@ -1095,7 +1095,7 @@
         <w:tab/>
         <w:tab/>
         <w:tab/>
-        <w:t>Facsimile: {{firm_fax}}</w:t>
+        <w:t/>
       </w:r>
     </w:p>
     <w:p>
